--- a/APTITUDE TEST/APTITUDE FORMULA.docx
+++ b/APTITUDE TEST/APTITUDE FORMULA.docx
@@ -42,6 +42,15 @@
           <w:highlight w:val="green"/>
         </w:rPr>
         <w:t>NUMBER SYSTEM</w:t>
+      </w:r>
+      <w:r>
+        <w:rPr>
+          <w:b/>
+          <w:bCs/>
+          <w:sz w:val="36"/>
+          <w:szCs w:val="36"/>
+        </w:rPr>
+        <w:t xml:space="preserve"> (day1)</w:t>
       </w:r>
     </w:p>
     <w:p>
@@ -124,6 +133,24 @@
         </w:rPr>
         <w:t>PROFIT LOSS FORMULA</w:t>
       </w:r>
+      <w:r>
+        <w:rPr>
+          <w:b/>
+          <w:bCs/>
+          <w:sz w:val="36"/>
+          <w:szCs w:val="36"/>
+        </w:rPr>
+        <w:t xml:space="preserve"> </w:t>
+      </w:r>
+      <w:r>
+        <w:rPr>
+          <w:b/>
+          <w:bCs/>
+          <w:sz w:val="36"/>
+          <w:szCs w:val="36"/>
+        </w:rPr>
+        <w:t>(day1)</w:t>
+      </w:r>
     </w:p>
     <w:p>
       <w:pPr>
@@ -206,16 +233,56 @@
           <w:sz w:val="36"/>
           <w:szCs w:val="36"/>
         </w:rPr>
-        <w:t>P% = (SP/CP = (100+P)%)</w:t>
-      </w:r>
-      <w:r>
-        <w:rPr>
-          <w:b/>
-          <w:bCs/>
-          <w:sz w:val="36"/>
-          <w:szCs w:val="36"/>
-        </w:rPr>
-        <w:t xml:space="preserve"> (OR) SP – CP THEN (P/CP)*100</w:t>
+        <w:t>P% = (SP/CP = (100+</w:t>
+      </w:r>
+      <w:proofErr w:type="gramStart"/>
+      <w:r>
+        <w:rPr>
+          <w:b/>
+          <w:bCs/>
+          <w:sz w:val="36"/>
+          <w:szCs w:val="36"/>
+        </w:rPr>
+        <w:t>P)%</w:t>
+      </w:r>
+      <w:proofErr w:type="gramEnd"/>
+      <w:r>
+        <w:rPr>
+          <w:b/>
+          <w:bCs/>
+          <w:sz w:val="36"/>
+          <w:szCs w:val="36"/>
+        </w:rPr>
+        <w:t>)</w:t>
+      </w:r>
+      <w:r>
+        <w:rPr>
+          <w:b/>
+          <w:bCs/>
+          <w:sz w:val="36"/>
+          <w:szCs w:val="36"/>
+        </w:rPr>
+        <w:t xml:space="preserve"> (OR) SP – CP THEN (P/</w:t>
+      </w:r>
+      <w:proofErr w:type="gramStart"/>
+      <w:r>
+        <w:rPr>
+          <w:b/>
+          <w:bCs/>
+          <w:sz w:val="36"/>
+          <w:szCs w:val="36"/>
+        </w:rPr>
+        <w:t>CP)*</w:t>
+      </w:r>
+      <w:proofErr w:type="gramEnd"/>
+      <w:r>
+        <w:rPr>
+          <w:b/>
+          <w:bCs/>
+          <w:sz w:val="36"/>
+          <w:szCs w:val="36"/>
+        </w:rPr>
+        <w:t>100</w:t>
       </w:r>
     </w:p>
     <w:p>
@@ -275,7 +342,17 @@
           <w:sz w:val="36"/>
           <w:szCs w:val="36"/>
         </w:rPr>
-        <w:t>L/CP</w:t>
+        <w:t>L/</w:t>
+      </w:r>
+      <w:proofErr w:type="gramStart"/>
+      <w:r>
+        <w:rPr>
+          <w:b/>
+          <w:bCs/>
+          <w:sz w:val="36"/>
+          <w:szCs w:val="36"/>
+        </w:rPr>
+        <w:t>CP</w:t>
       </w:r>
       <w:r>
         <w:rPr>
@@ -293,16 +370,46 @@
           <w:sz w:val="36"/>
           <w:szCs w:val="36"/>
         </w:rPr>
-        <w:t xml:space="preserve">*100 (OR) </w:t>
-      </w:r>
-      <w:r>
-        <w:rPr>
-          <w:b/>
-          <w:bCs/>
-          <w:sz w:val="36"/>
-          <w:szCs w:val="36"/>
-        </w:rPr>
-        <w:t>(SP/CP = (100- L)%)</w:t>
+        <w:t>*</w:t>
+      </w:r>
+      <w:proofErr w:type="gramEnd"/>
+      <w:r>
+        <w:rPr>
+          <w:b/>
+          <w:bCs/>
+          <w:sz w:val="36"/>
+          <w:szCs w:val="36"/>
+        </w:rPr>
+        <w:t xml:space="preserve">100 (OR) </w:t>
+      </w:r>
+      <w:r>
+        <w:rPr>
+          <w:b/>
+          <w:bCs/>
+          <w:sz w:val="36"/>
+          <w:szCs w:val="36"/>
+        </w:rPr>
+        <w:t xml:space="preserve">(SP/CP = (100- </w:t>
+      </w:r>
+      <w:proofErr w:type="gramStart"/>
+      <w:r>
+        <w:rPr>
+          <w:b/>
+          <w:bCs/>
+          <w:sz w:val="36"/>
+          <w:szCs w:val="36"/>
+        </w:rPr>
+        <w:t>L)%</w:t>
+      </w:r>
+      <w:proofErr w:type="gramEnd"/>
+      <w:r>
+        <w:rPr>
+          <w:b/>
+          <w:bCs/>
+          <w:sz w:val="36"/>
+          <w:szCs w:val="36"/>
+        </w:rPr>
+        <w:t>)</w:t>
       </w:r>
     </w:p>
     <w:p>
@@ -379,7 +486,55 @@
           <w:szCs w:val="36"/>
           <w:highlight w:val="green"/>
         </w:rPr>
-        <w:t>TRAIN FORMULA</w:t>
+        <w:t xml:space="preserve">TRAIN </w:t>
+      </w:r>
+      <w:proofErr w:type="gramStart"/>
+      <w:r>
+        <w:rPr>
+          <w:b/>
+          <w:bCs/>
+          <w:sz w:val="36"/>
+          <w:szCs w:val="36"/>
+          <w:highlight w:val="green"/>
+        </w:rPr>
+        <w:t>FORMULA</w:t>
+      </w:r>
+      <w:r>
+        <w:rPr>
+          <w:b/>
+          <w:bCs/>
+          <w:sz w:val="36"/>
+          <w:szCs w:val="36"/>
+        </w:rPr>
+        <w:t>(</w:t>
+      </w:r>
+      <w:proofErr w:type="gramEnd"/>
+      <w:r>
+        <w:rPr>
+          <w:b/>
+          <w:bCs/>
+          <w:sz w:val="36"/>
+          <w:szCs w:val="36"/>
+        </w:rPr>
+        <w:t>day</w:t>
+      </w:r>
+      <w:r>
+        <w:rPr>
+          <w:b/>
+          <w:bCs/>
+          <w:sz w:val="36"/>
+          <w:szCs w:val="36"/>
+        </w:rPr>
+        <w:t>2</w:t>
+      </w:r>
+      <w:r>
+        <w:rPr>
+          <w:b/>
+          <w:bCs/>
+          <w:sz w:val="36"/>
+          <w:szCs w:val="36"/>
+        </w:rPr>
+        <w:t>)</w:t>
       </w:r>
     </w:p>
     <w:p>
@@ -400,16 +555,76 @@
           <w:sz w:val="36"/>
           <w:szCs w:val="36"/>
         </w:rPr>
-        <w:t>1.S = D/T</w:t>
-      </w:r>
-      <w:r>
-        <w:rPr>
-          <w:b/>
-          <w:bCs/>
-          <w:sz w:val="36"/>
-          <w:szCs w:val="36"/>
-        </w:rPr>
-        <w:t xml:space="preserve"> , S = SPEED , D= DISTANCE , T = TIME</w:t>
+        <w:t>1.S = D/</w:t>
+      </w:r>
+      <w:proofErr w:type="gramStart"/>
+      <w:r>
+        <w:rPr>
+          <w:b/>
+          <w:bCs/>
+          <w:sz w:val="36"/>
+          <w:szCs w:val="36"/>
+        </w:rPr>
+        <w:t>T</w:t>
+      </w:r>
+      <w:r>
+        <w:rPr>
+          <w:b/>
+          <w:bCs/>
+          <w:sz w:val="36"/>
+          <w:szCs w:val="36"/>
+        </w:rPr>
+        <w:t xml:space="preserve"> ,</w:t>
+      </w:r>
+      <w:proofErr w:type="gramEnd"/>
+      <w:r>
+        <w:rPr>
+          <w:b/>
+          <w:bCs/>
+          <w:sz w:val="36"/>
+          <w:szCs w:val="36"/>
+        </w:rPr>
+        <w:t xml:space="preserve"> S = </w:t>
+      </w:r>
+      <w:proofErr w:type="gramStart"/>
+      <w:r>
+        <w:rPr>
+          <w:b/>
+          <w:bCs/>
+          <w:sz w:val="36"/>
+          <w:szCs w:val="36"/>
+        </w:rPr>
+        <w:t>SPEED ,</w:t>
+      </w:r>
+      <w:proofErr w:type="gramEnd"/>
+      <w:r>
+        <w:rPr>
+          <w:b/>
+          <w:bCs/>
+          <w:sz w:val="36"/>
+          <w:szCs w:val="36"/>
+        </w:rPr>
+        <w:t xml:space="preserve"> D= </w:t>
+      </w:r>
+      <w:proofErr w:type="gramStart"/>
+      <w:r>
+        <w:rPr>
+          <w:b/>
+          <w:bCs/>
+          <w:sz w:val="36"/>
+          <w:szCs w:val="36"/>
+        </w:rPr>
+        <w:t>DISTANCE ,</w:t>
+      </w:r>
+      <w:proofErr w:type="gramEnd"/>
+      <w:r>
+        <w:rPr>
+          <w:b/>
+          <w:bCs/>
+          <w:sz w:val="36"/>
+          <w:szCs w:val="36"/>
+        </w:rPr>
+        <w:t xml:space="preserve"> T = TIME</w:t>
       </w:r>
     </w:p>
     <w:p>
@@ -657,7 +872,55 @@
           <w:szCs w:val="36"/>
           <w:highlight w:val="green"/>
         </w:rPr>
-        <w:t>BOATS FORMULA</w:t>
+        <w:t xml:space="preserve">BOATS </w:t>
+      </w:r>
+      <w:proofErr w:type="gramStart"/>
+      <w:r>
+        <w:rPr>
+          <w:b/>
+          <w:bCs/>
+          <w:sz w:val="36"/>
+          <w:szCs w:val="36"/>
+          <w:highlight w:val="green"/>
+        </w:rPr>
+        <w:t>FORMULA</w:t>
+      </w:r>
+      <w:r>
+        <w:rPr>
+          <w:b/>
+          <w:bCs/>
+          <w:sz w:val="36"/>
+          <w:szCs w:val="36"/>
+        </w:rPr>
+        <w:t>(</w:t>
+      </w:r>
+      <w:proofErr w:type="gramEnd"/>
+      <w:r>
+        <w:rPr>
+          <w:b/>
+          <w:bCs/>
+          <w:sz w:val="36"/>
+          <w:szCs w:val="36"/>
+        </w:rPr>
+        <w:t>day</w:t>
+      </w:r>
+      <w:r>
+        <w:rPr>
+          <w:b/>
+          <w:bCs/>
+          <w:sz w:val="36"/>
+          <w:szCs w:val="36"/>
+        </w:rPr>
+        <w:t>2</w:t>
+      </w:r>
+      <w:r>
+        <w:rPr>
+          <w:b/>
+          <w:bCs/>
+          <w:sz w:val="36"/>
+          <w:szCs w:val="36"/>
+        </w:rPr>
+        <w:t>)</w:t>
       </w:r>
     </w:p>
     <w:p>
@@ -678,7 +941,27 @@
           <w:szCs w:val="36"/>
         </w:rPr>
         <w:lastRenderedPageBreak/>
-        <w:t>SAME AS TRAIN FORMULAE  ADDITONAL WE HAVE</w:t>
+        <w:t xml:space="preserve">SAME AS TRAIN </w:t>
+      </w:r>
+      <w:proofErr w:type="gramStart"/>
+      <w:r>
+        <w:rPr>
+          <w:b/>
+          <w:bCs/>
+          <w:sz w:val="36"/>
+          <w:szCs w:val="36"/>
+        </w:rPr>
+        <w:t>FORMULAE  ADDITONAL</w:t>
+      </w:r>
+      <w:proofErr w:type="gramEnd"/>
+      <w:r>
+        <w:rPr>
+          <w:b/>
+          <w:bCs/>
+          <w:sz w:val="36"/>
+          <w:szCs w:val="36"/>
+        </w:rPr>
+        <w:t xml:space="preserve"> WE HAVE</w:t>
       </w:r>
     </w:p>
     <w:p>
@@ -1198,7 +1481,27 @@
           <w:sz w:val="36"/>
           <w:szCs w:val="36"/>
         </w:rPr>
-        <w:t>B = D/2(1/T1+1/T2)  S = D/2(1/T1-1/T2)</w:t>
+        <w:t>B = D/2(1/T1+1/T2</w:t>
+      </w:r>
+      <w:proofErr w:type="gramStart"/>
+      <w:r>
+        <w:rPr>
+          <w:b/>
+          <w:bCs/>
+          <w:sz w:val="36"/>
+          <w:szCs w:val="36"/>
+        </w:rPr>
+        <w:t>)  S</w:t>
+      </w:r>
+      <w:proofErr w:type="gramEnd"/>
+      <w:r>
+        <w:rPr>
+          <w:b/>
+          <w:bCs/>
+          <w:sz w:val="36"/>
+          <w:szCs w:val="36"/>
+        </w:rPr>
+        <w:t xml:space="preserve"> = D/2(1/T1-1/T2)</w:t>
       </w:r>
     </w:p>
     <w:p>
@@ -1220,7 +1523,55 @@
           <w:szCs w:val="36"/>
           <w:highlight w:val="green"/>
         </w:rPr>
-        <w:t>TIME&amp;WORK</w:t>
+        <w:t>TIME&amp;</w:t>
+      </w:r>
+      <w:proofErr w:type="gramStart"/>
+      <w:r>
+        <w:rPr>
+          <w:b/>
+          <w:bCs/>
+          <w:sz w:val="36"/>
+          <w:szCs w:val="36"/>
+          <w:highlight w:val="green"/>
+        </w:rPr>
+        <w:t>WORK</w:t>
+      </w:r>
+      <w:r>
+        <w:rPr>
+          <w:b/>
+          <w:bCs/>
+          <w:sz w:val="36"/>
+          <w:szCs w:val="36"/>
+        </w:rPr>
+        <w:t>(</w:t>
+      </w:r>
+      <w:proofErr w:type="gramEnd"/>
+      <w:r>
+        <w:rPr>
+          <w:b/>
+          <w:bCs/>
+          <w:sz w:val="36"/>
+          <w:szCs w:val="36"/>
+        </w:rPr>
+        <w:t>day</w:t>
+      </w:r>
+      <w:r>
+        <w:rPr>
+          <w:b/>
+          <w:bCs/>
+          <w:sz w:val="36"/>
+          <w:szCs w:val="36"/>
+        </w:rPr>
+        <w:t>3</w:t>
+      </w:r>
+      <w:r>
+        <w:rPr>
+          <w:b/>
+          <w:bCs/>
+          <w:sz w:val="36"/>
+          <w:szCs w:val="36"/>
+        </w:rPr>
+        <w:t>)</w:t>
       </w:r>
     </w:p>
     <w:p>
@@ -1301,7 +1652,27 @@
           <w:sz w:val="36"/>
           <w:szCs w:val="36"/>
         </w:rPr>
-        <w:t>4. remaining work = totalwork – complete work</w:t>
+        <w:t xml:space="preserve">4. remaining work = </w:t>
+      </w:r>
+      <w:proofErr w:type="spellStart"/>
+      <w:r>
+        <w:rPr>
+          <w:b/>
+          <w:bCs/>
+          <w:sz w:val="36"/>
+          <w:szCs w:val="36"/>
+        </w:rPr>
+        <w:t>totalwork</w:t>
+      </w:r>
+      <w:proofErr w:type="spellEnd"/>
+      <w:r>
+        <w:rPr>
+          <w:b/>
+          <w:bCs/>
+          <w:sz w:val="36"/>
+          <w:szCs w:val="36"/>
+        </w:rPr>
+        <w:t xml:space="preserve"> – complete work</w:t>
       </w:r>
     </w:p>
     <w:p>
@@ -1334,7 +1705,55 @@
           <w:szCs w:val="36"/>
           <w:highlight w:val="green"/>
         </w:rPr>
-        <w:t>TIME&amp;DISTANCE</w:t>
+        <w:t>TIME&amp;</w:t>
+      </w:r>
+      <w:proofErr w:type="gramStart"/>
+      <w:r>
+        <w:rPr>
+          <w:b/>
+          <w:bCs/>
+          <w:sz w:val="36"/>
+          <w:szCs w:val="36"/>
+          <w:highlight w:val="green"/>
+        </w:rPr>
+        <w:t>DISTANCE</w:t>
+      </w:r>
+      <w:r>
+        <w:rPr>
+          <w:b/>
+          <w:bCs/>
+          <w:sz w:val="36"/>
+          <w:szCs w:val="36"/>
+        </w:rPr>
+        <w:t>(</w:t>
+      </w:r>
+      <w:proofErr w:type="gramEnd"/>
+      <w:r>
+        <w:rPr>
+          <w:b/>
+          <w:bCs/>
+          <w:sz w:val="36"/>
+          <w:szCs w:val="36"/>
+        </w:rPr>
+        <w:t>day</w:t>
+      </w:r>
+      <w:r>
+        <w:rPr>
+          <w:b/>
+          <w:bCs/>
+          <w:sz w:val="36"/>
+          <w:szCs w:val="36"/>
+        </w:rPr>
+        <w:t>3</w:t>
+      </w:r>
+      <w:r>
+        <w:rPr>
+          <w:b/>
+          <w:bCs/>
+          <w:sz w:val="36"/>
+          <w:szCs w:val="36"/>
+        </w:rPr>
+        <w:t>)</w:t>
       </w:r>
     </w:p>
     <w:p>
@@ -1408,6 +1827,33 @@
           <w:highlight w:val="green"/>
         </w:rPr>
         <w:t>Partnership</w:t>
+      </w:r>
+      <w:r>
+        <w:rPr>
+          <w:b/>
+          <w:bCs/>
+          <w:sz w:val="36"/>
+          <w:szCs w:val="36"/>
+        </w:rPr>
+        <w:t>(day</w:t>
+      </w:r>
+      <w:r>
+        <w:rPr>
+          <w:b/>
+          <w:bCs/>
+          <w:sz w:val="36"/>
+          <w:szCs w:val="36"/>
+        </w:rPr>
+        <w:t>4</w:t>
+      </w:r>
+      <w:r>
+        <w:rPr>
+          <w:b/>
+          <w:bCs/>
+          <w:sz w:val="36"/>
+          <w:szCs w:val="36"/>
+        </w:rPr>
+        <w:t>)</w:t>
       </w:r>
     </w:p>
     <w:p>
@@ -1466,6 +1912,7 @@
         </w:rPr>
         <w:t>(</w:t>
       </w:r>
+      <w:proofErr w:type="spellStart"/>
       <w:r>
         <w:rPr>
           <w:b/>
@@ -1475,23 +1922,44 @@
         </w:rPr>
         <w:t>bshare</w:t>
       </w:r>
-      <w:r>
-        <w:rPr>
-          <w:b/>
-          <w:bCs/>
-          <w:sz w:val="36"/>
-          <w:szCs w:val="36"/>
-        </w:rPr>
-        <w:t>/total share)</w:t>
-      </w:r>
-      <w:r>
-        <w:rPr>
-          <w:b/>
-          <w:bCs/>
-          <w:sz w:val="36"/>
-          <w:szCs w:val="36"/>
-        </w:rPr>
-        <w:t>*total profit</w:t>
+      <w:proofErr w:type="spellEnd"/>
+      <w:r>
+        <w:rPr>
+          <w:b/>
+          <w:bCs/>
+          <w:sz w:val="36"/>
+          <w:szCs w:val="36"/>
+        </w:rPr>
+        <w:t xml:space="preserve">/total </w:t>
+      </w:r>
+      <w:proofErr w:type="gramStart"/>
+      <w:r>
+        <w:rPr>
+          <w:b/>
+          <w:bCs/>
+          <w:sz w:val="36"/>
+          <w:szCs w:val="36"/>
+        </w:rPr>
+        <w:t>share)</w:t>
+      </w:r>
+      <w:r>
+        <w:rPr>
+          <w:b/>
+          <w:bCs/>
+          <w:sz w:val="36"/>
+          <w:szCs w:val="36"/>
+        </w:rPr>
+        <w:t>*</w:t>
+      </w:r>
+      <w:proofErr w:type="gramEnd"/>
+      <w:r>
+        <w:rPr>
+          <w:b/>
+          <w:bCs/>
+          <w:sz w:val="36"/>
+          <w:szCs w:val="36"/>
+        </w:rPr>
+        <w:t>total profit</w:t>
       </w:r>
     </w:p>
     <w:p>
@@ -1539,8 +2007,19 @@
           <w:sz w:val="36"/>
           <w:szCs w:val="36"/>
         </w:rPr>
-        <w:t>Profit Share=Investment×Time</w:t>
-      </w:r>
+        <w:t>Profit Share=</w:t>
+      </w:r>
+      <w:proofErr w:type="spellStart"/>
+      <w:r>
+        <w:rPr>
+          <w:b/>
+          <w:bCs/>
+          <w:sz w:val="36"/>
+          <w:szCs w:val="36"/>
+        </w:rPr>
+        <w:t>Investment×Time</w:t>
+      </w:r>
+      <w:proofErr w:type="spellEnd"/>
     </w:p>
     <w:p>
       <w:pPr>
@@ -1563,7 +2042,49 @@
           <w:sz w:val="36"/>
           <w:szCs w:val="36"/>
         </w:rPr>
-        <w:t>A’s Profit:B’s Profit=A×TA​:B×TB​</w:t>
+        <w:t>A’s </w:t>
+      </w:r>
+      <w:proofErr w:type="spellStart"/>
+      <w:proofErr w:type="gramStart"/>
+      <w:r>
+        <w:rPr>
+          <w:b/>
+          <w:bCs/>
+          <w:sz w:val="36"/>
+          <w:szCs w:val="36"/>
+        </w:rPr>
+        <w:t>Profit:B’s</w:t>
+      </w:r>
+      <w:proofErr w:type="spellEnd"/>
+      <w:proofErr w:type="gramEnd"/>
+      <w:r>
+        <w:rPr>
+          <w:b/>
+          <w:bCs/>
+          <w:sz w:val="36"/>
+          <w:szCs w:val="36"/>
+        </w:rPr>
+        <w:t> Profit=A×</w:t>
+      </w:r>
+      <w:proofErr w:type="gramStart"/>
+      <w:r>
+        <w:rPr>
+          <w:b/>
+          <w:bCs/>
+          <w:sz w:val="36"/>
+          <w:szCs w:val="36"/>
+        </w:rPr>
+        <w:t>TA​:B</w:t>
+      </w:r>
+      <w:proofErr w:type="gramEnd"/>
+      <w:r>
+        <w:rPr>
+          <w:b/>
+          <w:bCs/>
+          <w:sz w:val="36"/>
+          <w:szCs w:val="36"/>
+        </w:rPr>
+        <w:t>×TB​</w:t>
       </w:r>
       <w:r>
         <w:rPr>
@@ -1595,6 +2116,7 @@
           <w:szCs w:val="36"/>
         </w:rPr>
       </w:pPr>
+      <w:proofErr w:type="gramStart"/>
       <w:r>
         <w:rPr>
           <w:b/>
@@ -1604,6 +2126,43 @@
           <w:highlight w:val="green"/>
         </w:rPr>
         <w:t>AGES</w:t>
+      </w:r>
+      <w:r>
+        <w:rPr>
+          <w:b/>
+          <w:bCs/>
+          <w:sz w:val="36"/>
+          <w:szCs w:val="36"/>
+        </w:rPr>
+        <w:t>(</w:t>
+      </w:r>
+      <w:proofErr w:type="gramEnd"/>
+      <w:r>
+        <w:rPr>
+          <w:b/>
+          <w:bCs/>
+          <w:sz w:val="36"/>
+          <w:szCs w:val="36"/>
+        </w:rPr>
+        <w:t>day</w:t>
+      </w:r>
+      <w:r>
+        <w:rPr>
+          <w:b/>
+          <w:bCs/>
+          <w:sz w:val="36"/>
+          <w:szCs w:val="36"/>
+        </w:rPr>
+        <w:t>4</w:t>
+      </w:r>
+      <w:r>
+        <w:rPr>
+          <w:b/>
+          <w:bCs/>
+          <w:sz w:val="36"/>
+          <w:szCs w:val="36"/>
+        </w:rPr>
+        <w:t>)</w:t>
       </w:r>
     </w:p>
     <w:p>
@@ -1750,7 +2309,27 @@
           <w:sz w:val="36"/>
           <w:szCs w:val="36"/>
         </w:rPr>
-        <w:t>New person’s age=New average+(Increase in average×Total persons)</w:t>
+        <w:t>New person’s age=New average</w:t>
+      </w:r>
+      <w:proofErr w:type="gramStart"/>
+      <w:r>
+        <w:rPr>
+          <w:b/>
+          <w:bCs/>
+          <w:sz w:val="36"/>
+          <w:szCs w:val="36"/>
+        </w:rPr>
+        <w:t>+(</w:t>
+      </w:r>
+      <w:proofErr w:type="gramEnd"/>
+      <w:r>
+        <w:rPr>
+          <w:b/>
+          <w:bCs/>
+          <w:sz w:val="36"/>
+          <w:szCs w:val="36"/>
+        </w:rPr>
+        <w:t>Increase in average×Total persons)</w:t>
       </w:r>
     </w:p>
     <w:p>
@@ -1774,6 +2353,7 @@
           <w:szCs w:val="36"/>
         </w:rPr>
       </w:pPr>
+      <w:proofErr w:type="gramStart"/>
       <w:r>
         <w:rPr>
           <w:b/>
@@ -1785,6 +2365,43 @@
         <w:lastRenderedPageBreak/>
         <w:t>CALENDER</w:t>
       </w:r>
+      <w:r>
+        <w:rPr>
+          <w:b/>
+          <w:bCs/>
+          <w:sz w:val="36"/>
+          <w:szCs w:val="36"/>
+        </w:rPr>
+        <w:t>(</w:t>
+      </w:r>
+      <w:proofErr w:type="gramEnd"/>
+      <w:r>
+        <w:rPr>
+          <w:b/>
+          <w:bCs/>
+          <w:sz w:val="36"/>
+          <w:szCs w:val="36"/>
+        </w:rPr>
+        <w:t>day</w:t>
+      </w:r>
+      <w:r>
+        <w:rPr>
+          <w:b/>
+          <w:bCs/>
+          <w:sz w:val="36"/>
+          <w:szCs w:val="36"/>
+        </w:rPr>
+        <w:t>5</w:t>
+      </w:r>
+      <w:r>
+        <w:rPr>
+          <w:b/>
+          <w:bCs/>
+          <w:sz w:val="36"/>
+          <w:szCs w:val="36"/>
+        </w:rPr>
+        <w:t>)</w:t>
+      </w:r>
     </w:p>
     <w:p>
       <w:pPr>
@@ -1932,8 +2549,953 @@
           <w:sz w:val="36"/>
           <w:szCs w:val="36"/>
         </w:rPr>
-        <w:t>6.same calender divisible by 7 trick for year normal yr 1 leap yr 2</w:t>
-      </w:r>
+        <w:t xml:space="preserve">6.same </w:t>
+      </w:r>
+      <w:proofErr w:type="spellStart"/>
+      <w:r>
+        <w:rPr>
+          <w:b/>
+          <w:bCs/>
+          <w:sz w:val="36"/>
+          <w:szCs w:val="36"/>
+        </w:rPr>
+        <w:t>calender</w:t>
+      </w:r>
+      <w:proofErr w:type="spellEnd"/>
+      <w:r>
+        <w:rPr>
+          <w:b/>
+          <w:bCs/>
+          <w:sz w:val="36"/>
+          <w:szCs w:val="36"/>
+        </w:rPr>
+        <w:t xml:space="preserve"> divisible by 7 trick for year normal yr 1 leap yr 2</w:t>
+      </w:r>
+    </w:p>
+    <w:p>
+      <w:pPr>
+        <w:ind w:left="360"/>
+        <w:rPr>
+          <w:b/>
+          <w:bCs/>
+          <w:sz w:val="36"/>
+          <w:szCs w:val="36"/>
+        </w:rPr>
+      </w:pPr>
+      <w:r>
+        <w:rPr>
+          <w:b/>
+          <w:bCs/>
+          <w:sz w:val="36"/>
+          <w:szCs w:val="36"/>
+        </w:rPr>
+        <w:t xml:space="preserve">7.same yr trick </w:t>
+      </w:r>
+      <w:r>
+        <w:rPr>
+          <w:b/>
+          <w:bCs/>
+          <w:sz w:val="36"/>
+          <w:szCs w:val="36"/>
+        </w:rPr>
+        <w:t>2004-28,2005-6,2006-11,2007-11</w:t>
+      </w:r>
+    </w:p>
+    <w:p>
+      <w:pPr>
+        <w:ind w:left="360"/>
+        <w:rPr>
+          <w:b/>
+          <w:bCs/>
+          <w:sz w:val="36"/>
+          <w:szCs w:val="36"/>
+        </w:rPr>
+      </w:pPr>
+    </w:p>
+    <w:p>
+      <w:pPr>
+        <w:ind w:left="360"/>
+        <w:jc w:val="center"/>
+        <w:rPr>
+          <w:b/>
+          <w:bCs/>
+          <w:sz w:val="36"/>
+          <w:szCs w:val="36"/>
+        </w:rPr>
+      </w:pPr>
+      <w:proofErr w:type="gramStart"/>
+      <w:r>
+        <w:rPr>
+          <w:b/>
+          <w:bCs/>
+          <w:sz w:val="36"/>
+          <w:szCs w:val="36"/>
+          <w:highlight w:val="green"/>
+        </w:rPr>
+        <w:t>RATIO,PROPORTION</w:t>
+      </w:r>
+      <w:proofErr w:type="gramEnd"/>
+      <w:r>
+        <w:rPr>
+          <w:b/>
+          <w:bCs/>
+          <w:sz w:val="36"/>
+          <w:szCs w:val="36"/>
+          <w:highlight w:val="green"/>
+        </w:rPr>
+        <w:t>,</w:t>
+      </w:r>
+      <w:proofErr w:type="gramStart"/>
+      <w:r>
+        <w:rPr>
+          <w:b/>
+          <w:bCs/>
+          <w:sz w:val="36"/>
+          <w:szCs w:val="36"/>
+          <w:highlight w:val="green"/>
+        </w:rPr>
+        <w:t>MIXTURE,AVERAGE</w:t>
+      </w:r>
+      <w:proofErr w:type="gramEnd"/>
+      <w:r>
+        <w:rPr>
+          <w:b/>
+          <w:bCs/>
+          <w:sz w:val="36"/>
+          <w:szCs w:val="36"/>
+        </w:rPr>
+        <w:t>(day</w:t>
+      </w:r>
+      <w:r>
+        <w:rPr>
+          <w:b/>
+          <w:bCs/>
+          <w:sz w:val="36"/>
+          <w:szCs w:val="36"/>
+        </w:rPr>
+        <w:t>5</w:t>
+      </w:r>
+      <w:r>
+        <w:rPr>
+          <w:b/>
+          <w:bCs/>
+          <w:sz w:val="36"/>
+          <w:szCs w:val="36"/>
+        </w:rPr>
+        <w:t>)</w:t>
+      </w:r>
+    </w:p>
+    <w:p>
+      <w:pPr>
+        <w:ind w:left="360"/>
+        <w:rPr>
+          <w:b/>
+          <w:bCs/>
+          <w:sz w:val="36"/>
+          <w:szCs w:val="36"/>
+        </w:rPr>
+      </w:pPr>
+      <w:r>
+        <w:rPr>
+          <w:b/>
+          <w:bCs/>
+          <w:sz w:val="36"/>
+          <w:szCs w:val="36"/>
+        </w:rPr>
+        <w:t>1.AVERAGE = SUM OF NUM/TOTAL NUM</w:t>
+      </w:r>
+    </w:p>
+    <w:p>
+      <w:pPr>
+        <w:ind w:left="360"/>
+        <w:rPr>
+          <w:b/>
+          <w:bCs/>
+          <w:sz w:val="36"/>
+          <w:szCs w:val="36"/>
+        </w:rPr>
+      </w:pPr>
+      <w:r>
+        <w:rPr>
+          <w:b/>
+          <w:bCs/>
+          <w:sz w:val="36"/>
+          <w:szCs w:val="36"/>
+        </w:rPr>
+        <w:t xml:space="preserve">2.RATIO X:X OR X/X </w:t>
+      </w:r>
+    </w:p>
+    <w:p>
+      <w:pPr>
+        <w:ind w:left="360"/>
+        <w:rPr>
+          <w:b/>
+          <w:bCs/>
+          <w:sz w:val="36"/>
+          <w:szCs w:val="36"/>
+        </w:rPr>
+      </w:pPr>
+      <w:r>
+        <w:rPr>
+          <w:b/>
+          <w:bCs/>
+          <w:sz w:val="36"/>
+          <w:szCs w:val="36"/>
+        </w:rPr>
+        <w:t>3.PERCENTAGE = (TOTAL/</w:t>
+      </w:r>
+      <w:proofErr w:type="gramStart"/>
+      <w:r>
+        <w:rPr>
+          <w:b/>
+          <w:bCs/>
+          <w:sz w:val="36"/>
+          <w:szCs w:val="36"/>
+        </w:rPr>
+        <w:t>100)*</w:t>
+      </w:r>
+      <w:proofErr w:type="gramEnd"/>
+      <w:r>
+        <w:rPr>
+          <w:b/>
+          <w:bCs/>
+          <w:sz w:val="36"/>
+          <w:szCs w:val="36"/>
+        </w:rPr>
+        <w:t>100</w:t>
+      </w:r>
+    </w:p>
+    <w:p>
+      <w:pPr>
+        <w:jc w:val="center"/>
+        <w:rPr>
+          <w:b/>
+          <w:bCs/>
+          <w:sz w:val="36"/>
+          <w:szCs w:val="36"/>
+        </w:rPr>
+      </w:pPr>
+      <w:r>
+        <w:rPr>
+          <w:b/>
+          <w:bCs/>
+          <w:sz w:val="36"/>
+          <w:szCs w:val="36"/>
+          <w:highlight w:val="green"/>
+        </w:rPr>
+        <w:t xml:space="preserve">PIPES &amp; </w:t>
+      </w:r>
+      <w:proofErr w:type="gramStart"/>
+      <w:r>
+        <w:rPr>
+          <w:b/>
+          <w:bCs/>
+          <w:sz w:val="36"/>
+          <w:szCs w:val="36"/>
+          <w:highlight w:val="green"/>
+        </w:rPr>
+        <w:t>CISTERN</w:t>
+      </w:r>
+      <w:r>
+        <w:rPr>
+          <w:b/>
+          <w:bCs/>
+          <w:sz w:val="36"/>
+          <w:szCs w:val="36"/>
+        </w:rPr>
+        <w:t>(</w:t>
+      </w:r>
+      <w:proofErr w:type="gramEnd"/>
+      <w:r>
+        <w:rPr>
+          <w:b/>
+          <w:bCs/>
+          <w:sz w:val="36"/>
+          <w:szCs w:val="36"/>
+        </w:rPr>
+        <w:t>day</w:t>
+      </w:r>
+      <w:r>
+        <w:rPr>
+          <w:b/>
+          <w:bCs/>
+          <w:sz w:val="36"/>
+          <w:szCs w:val="36"/>
+        </w:rPr>
+        <w:t>5</w:t>
+      </w:r>
+      <w:r>
+        <w:rPr>
+          <w:b/>
+          <w:bCs/>
+          <w:sz w:val="36"/>
+          <w:szCs w:val="36"/>
+        </w:rPr>
+        <w:t>)</w:t>
+      </w:r>
+    </w:p>
+    <w:p>
+      <w:pPr>
+        <w:ind w:left="360"/>
+        <w:rPr>
+          <w:b/>
+          <w:bCs/>
+          <w:sz w:val="36"/>
+          <w:szCs w:val="36"/>
+        </w:rPr>
+      </w:pPr>
+      <w:r>
+        <w:rPr>
+          <w:b/>
+          <w:bCs/>
+          <w:sz w:val="36"/>
+          <w:szCs w:val="36"/>
+        </w:rPr>
+        <w:t xml:space="preserve">1.pipe and cistern </w:t>
+      </w:r>
+      <w:proofErr w:type="gramStart"/>
+      <w:r>
+        <w:rPr>
+          <w:b/>
+          <w:bCs/>
+          <w:sz w:val="36"/>
+          <w:szCs w:val="36"/>
+        </w:rPr>
+        <w:t>is</w:t>
+      </w:r>
+      <w:proofErr w:type="gramEnd"/>
+      <w:r>
+        <w:rPr>
+          <w:b/>
+          <w:bCs/>
+          <w:sz w:val="36"/>
+          <w:szCs w:val="36"/>
+        </w:rPr>
+        <w:t xml:space="preserve"> same like time and work concepts </w:t>
+      </w:r>
+    </w:p>
+    <w:p>
+      <w:pPr>
+        <w:ind w:left="360"/>
+        <w:rPr>
+          <w:b/>
+          <w:bCs/>
+          <w:sz w:val="36"/>
+          <w:szCs w:val="36"/>
+        </w:rPr>
+      </w:pPr>
+      <w:r>
+        <w:rPr>
+          <w:b/>
+          <w:bCs/>
+          <w:sz w:val="36"/>
+          <w:szCs w:val="36"/>
+        </w:rPr>
+        <w:t>2.if empty pipe line is means subtraction filling means addition</w:t>
+      </w:r>
+    </w:p>
+    <w:p>
+      <w:pPr>
+        <w:ind w:left="360"/>
+        <w:rPr>
+          <w:b/>
+          <w:bCs/>
+          <w:sz w:val="36"/>
+          <w:szCs w:val="36"/>
+        </w:rPr>
+      </w:pPr>
+      <w:r>
+        <w:rPr>
+          <w:b/>
+          <w:bCs/>
+          <w:sz w:val="36"/>
+          <w:szCs w:val="36"/>
+        </w:rPr>
+        <w:t>3.eff = 1/duration</w:t>
+      </w:r>
+    </w:p>
+    <w:p>
+      <w:pPr>
+        <w:ind w:left="360"/>
+        <w:rPr>
+          <w:b/>
+          <w:bCs/>
+          <w:sz w:val="36"/>
+          <w:szCs w:val="36"/>
+        </w:rPr>
+      </w:pPr>
+      <w:r>
+        <w:rPr>
+          <w:b/>
+          <w:bCs/>
+          <w:sz w:val="36"/>
+          <w:szCs w:val="36"/>
+        </w:rPr>
+        <w:t>4.duration or time = 1/eff</w:t>
+      </w:r>
+    </w:p>
+    <w:p>
+      <w:pPr>
+        <w:ind w:left="360"/>
+        <w:jc w:val="center"/>
+        <w:rPr>
+          <w:b/>
+          <w:bCs/>
+          <w:sz w:val="36"/>
+          <w:szCs w:val="36"/>
+        </w:rPr>
+      </w:pPr>
+      <w:r>
+        <w:rPr>
+          <w:b/>
+          <w:bCs/>
+          <w:sz w:val="36"/>
+          <w:szCs w:val="36"/>
+          <w:highlight w:val="green"/>
+        </w:rPr>
+        <w:lastRenderedPageBreak/>
+        <w:t>ALLIGATION OR MIXTURES:</w:t>
+      </w:r>
+      <w:r>
+        <w:rPr>
+          <w:b/>
+          <w:bCs/>
+          <w:sz w:val="36"/>
+          <w:szCs w:val="36"/>
+        </w:rPr>
+        <w:t xml:space="preserve"> </w:t>
+      </w:r>
+      <w:r>
+        <w:rPr>
+          <w:b/>
+          <w:bCs/>
+          <w:sz w:val="36"/>
+          <w:szCs w:val="36"/>
+        </w:rPr>
+        <w:t>(day5)</w:t>
+      </w:r>
+    </w:p>
+    <w:p>
+      <w:pPr>
+        <w:ind w:left="360"/>
+        <w:rPr>
+          <w:b/>
+          <w:bCs/>
+          <w:sz w:val="36"/>
+          <w:szCs w:val="36"/>
+        </w:rPr>
+      </w:pPr>
+    </w:p>
+    <w:p>
+      <w:pPr>
+        <w:ind w:left="360"/>
+        <w:rPr>
+          <w:b/>
+          <w:bCs/>
+          <w:sz w:val="36"/>
+          <w:szCs w:val="36"/>
+        </w:rPr>
+      </w:pPr>
+      <w:r>
+        <w:rPr>
+          <w:b/>
+          <w:bCs/>
+          <w:sz w:val="36"/>
+          <w:szCs w:val="36"/>
+        </w:rPr>
+        <w:t>1.PERCENTAGE: MARKS/TOTAL *100</w:t>
+      </w:r>
+    </w:p>
+    <w:p>
+      <w:pPr>
+        <w:ind w:left="360"/>
+        <w:rPr>
+          <w:b/>
+          <w:bCs/>
+          <w:sz w:val="36"/>
+          <w:szCs w:val="36"/>
+        </w:rPr>
+      </w:pPr>
+      <w:r>
+        <w:rPr>
+          <w:b/>
+          <w:bCs/>
+          <w:sz w:val="36"/>
+          <w:szCs w:val="36"/>
+        </w:rPr>
+        <w:t>2.MEAN PRICE -HIGHEST PRICE OR LOWER PRICE</w:t>
+      </w:r>
+    </w:p>
+    <w:p>
+      <w:pPr>
+        <w:ind w:left="360"/>
+        <w:jc w:val="center"/>
+        <w:rPr>
+          <w:b/>
+          <w:bCs/>
+          <w:sz w:val="36"/>
+          <w:szCs w:val="36"/>
+        </w:rPr>
+      </w:pPr>
+      <w:r>
+        <w:rPr>
+          <w:b/>
+          <w:bCs/>
+          <w:sz w:val="36"/>
+          <w:szCs w:val="36"/>
+          <w:highlight w:val="green"/>
+        </w:rPr>
+        <w:t>PROPABILITY:</w:t>
+      </w:r>
+      <w:r>
+        <w:rPr>
+          <w:b/>
+          <w:bCs/>
+          <w:sz w:val="36"/>
+          <w:szCs w:val="36"/>
+        </w:rPr>
+        <w:t xml:space="preserve"> </w:t>
+      </w:r>
+      <w:r>
+        <w:rPr>
+          <w:b/>
+          <w:bCs/>
+          <w:sz w:val="36"/>
+          <w:szCs w:val="36"/>
+        </w:rPr>
+        <w:t>(day5)</w:t>
+      </w:r>
+    </w:p>
+    <w:p>
+      <w:pPr>
+        <w:ind w:left="360"/>
+        <w:rPr>
+          <w:b/>
+          <w:bCs/>
+          <w:sz w:val="36"/>
+          <w:szCs w:val="36"/>
+        </w:rPr>
+      </w:pPr>
+      <w:r>
+        <w:rPr>
+          <w:b/>
+          <w:bCs/>
+          <w:sz w:val="36"/>
+          <w:szCs w:val="36"/>
+        </w:rPr>
+        <w:t xml:space="preserve">1.COIN TOSS </w:t>
+      </w:r>
+      <w:r>
+        <w:rPr>
+          <w:b/>
+          <w:bCs/>
+          <w:sz w:val="36"/>
+          <w:szCs w:val="36"/>
+        </w:rPr>
+        <w:t>½</w:t>
+      </w:r>
+    </w:p>
+    <w:p>
+      <w:pPr>
+        <w:ind w:left="360"/>
+        <w:rPr>
+          <w:b/>
+          <w:bCs/>
+          <w:sz w:val="36"/>
+          <w:szCs w:val="36"/>
+        </w:rPr>
+      </w:pPr>
+      <w:r>
+        <w:rPr>
+          <w:b/>
+          <w:bCs/>
+          <w:sz w:val="36"/>
+          <w:szCs w:val="36"/>
+        </w:rPr>
+        <w:t>2.PROBABILITY /TOTAL NUMBER</w:t>
+      </w:r>
+    </w:p>
+    <w:p>
+      <w:pPr>
+        <w:ind w:left="360"/>
+        <w:rPr>
+          <w:b/>
+          <w:bCs/>
+          <w:sz w:val="36"/>
+          <w:szCs w:val="36"/>
+        </w:rPr>
+      </w:pPr>
+    </w:p>
+    <w:p>
+      <w:pPr>
+        <w:ind w:left="360"/>
+        <w:jc w:val="center"/>
+        <w:rPr>
+          <w:b/>
+          <w:bCs/>
+          <w:sz w:val="36"/>
+          <w:szCs w:val="36"/>
+        </w:rPr>
+      </w:pPr>
+      <w:r>
+        <w:rPr>
+          <w:b/>
+          <w:bCs/>
+          <w:sz w:val="36"/>
+          <w:szCs w:val="36"/>
+          <w:highlight w:val="green"/>
+        </w:rPr>
+        <w:t xml:space="preserve">PERMUTATION &amp; </w:t>
+      </w:r>
+      <w:proofErr w:type="gramStart"/>
+      <w:r>
+        <w:rPr>
+          <w:b/>
+          <w:bCs/>
+          <w:sz w:val="36"/>
+          <w:szCs w:val="36"/>
+          <w:highlight w:val="green"/>
+        </w:rPr>
+        <w:t>COMBINATIONS</w:t>
+      </w:r>
+      <w:r>
+        <w:rPr>
+          <w:b/>
+          <w:bCs/>
+          <w:sz w:val="36"/>
+          <w:szCs w:val="36"/>
+        </w:rPr>
+        <w:t>(</w:t>
+      </w:r>
+      <w:proofErr w:type="gramEnd"/>
+      <w:r>
+        <w:rPr>
+          <w:b/>
+          <w:bCs/>
+          <w:sz w:val="36"/>
+          <w:szCs w:val="36"/>
+        </w:rPr>
+        <w:t>day6)</w:t>
+      </w:r>
+    </w:p>
+    <w:p>
+      <w:pPr>
+        <w:ind w:left="360"/>
+        <w:rPr>
+          <w:b/>
+          <w:bCs/>
+          <w:sz w:val="36"/>
+          <w:szCs w:val="36"/>
+        </w:rPr>
+      </w:pPr>
+      <w:r>
+        <w:rPr>
+          <w:b/>
+          <w:bCs/>
+          <w:sz w:val="36"/>
+          <w:szCs w:val="36"/>
+        </w:rPr>
+        <w:t xml:space="preserve">   </w:t>
+      </w:r>
+      <w:r>
+        <w:rPr>
+          <w:b/>
+          <w:bCs/>
+          <w:sz w:val="36"/>
+          <w:szCs w:val="36"/>
+        </w:rPr>
+        <w:t>1.</w:t>
+      </w:r>
+      <w:proofErr w:type="gramStart"/>
+      <w:r>
+        <w:rPr>
+          <w:b/>
+          <w:bCs/>
+          <w:sz w:val="36"/>
+          <w:szCs w:val="36"/>
+        </w:rPr>
+        <w:t>combinations :</w:t>
+      </w:r>
+      <w:proofErr w:type="gramEnd"/>
+      <w:r>
+        <w:rPr>
+          <w:b/>
+          <w:bCs/>
+          <w:sz w:val="36"/>
+          <w:szCs w:val="36"/>
+        </w:rPr>
+        <w:t xml:space="preserve"> n/r = </w:t>
+      </w:r>
+      <w:proofErr w:type="gramStart"/>
+      <w:r>
+        <w:rPr>
+          <w:b/>
+          <w:bCs/>
+          <w:sz w:val="36"/>
+          <w:szCs w:val="36"/>
+        </w:rPr>
+        <w:t>n!/r!(</w:t>
+      </w:r>
+      <w:proofErr w:type="gramEnd"/>
+      <w:r>
+        <w:rPr>
+          <w:b/>
+          <w:bCs/>
+          <w:sz w:val="36"/>
+          <w:szCs w:val="36"/>
+        </w:rPr>
+        <w:t xml:space="preserve">n-r)! without </w:t>
+      </w:r>
+      <w:proofErr w:type="spellStart"/>
+      <w:r>
+        <w:rPr>
+          <w:b/>
+          <w:bCs/>
+          <w:sz w:val="36"/>
+          <w:szCs w:val="36"/>
+        </w:rPr>
+        <w:t>repitation</w:t>
+      </w:r>
+      <w:proofErr w:type="spellEnd"/>
+    </w:p>
+    <w:p>
+      <w:pPr>
+        <w:ind w:left="360"/>
+        <w:rPr>
+          <w:b/>
+          <w:bCs/>
+          <w:sz w:val="36"/>
+          <w:szCs w:val="36"/>
+        </w:rPr>
+      </w:pPr>
+      <w:r>
+        <w:rPr>
+          <w:b/>
+          <w:bCs/>
+          <w:sz w:val="36"/>
+          <w:szCs w:val="36"/>
+        </w:rPr>
+        <w:t xml:space="preserve">2.with </w:t>
+      </w:r>
+      <w:proofErr w:type="spellStart"/>
+      <w:r>
+        <w:rPr>
+          <w:b/>
+          <w:bCs/>
+          <w:sz w:val="36"/>
+          <w:szCs w:val="36"/>
+        </w:rPr>
+        <w:t>repitation</w:t>
+      </w:r>
+      <w:proofErr w:type="spellEnd"/>
+      <w:r>
+        <w:rPr>
+          <w:b/>
+          <w:bCs/>
+          <w:sz w:val="36"/>
+          <w:szCs w:val="36"/>
+        </w:rPr>
+        <w:t xml:space="preserve"> allowed = n+r-1/r = n/r = </w:t>
+      </w:r>
+      <w:proofErr w:type="gramStart"/>
+      <w:r>
+        <w:rPr>
+          <w:b/>
+          <w:bCs/>
+          <w:sz w:val="36"/>
+          <w:szCs w:val="36"/>
+        </w:rPr>
+        <w:t>n!/r!(</w:t>
+      </w:r>
+      <w:proofErr w:type="gramEnd"/>
+      <w:r>
+        <w:rPr>
+          <w:b/>
+          <w:bCs/>
+          <w:sz w:val="36"/>
+          <w:szCs w:val="36"/>
+        </w:rPr>
+        <w:t>n-r)!</w:t>
+      </w:r>
+    </w:p>
+    <w:p>
+      <w:pPr>
+        <w:ind w:left="360"/>
+        <w:rPr>
+          <w:b/>
+          <w:bCs/>
+          <w:sz w:val="36"/>
+          <w:szCs w:val="36"/>
+        </w:rPr>
+      </w:pPr>
+      <w:r>
+        <w:rPr>
+          <w:b/>
+          <w:bCs/>
+          <w:sz w:val="36"/>
+          <w:szCs w:val="36"/>
+        </w:rPr>
+        <w:t xml:space="preserve">3.arrange with </w:t>
+      </w:r>
+      <w:proofErr w:type="spellStart"/>
+      <w:proofErr w:type="gramStart"/>
+      <w:r>
+        <w:rPr>
+          <w:b/>
+          <w:bCs/>
+          <w:sz w:val="36"/>
+          <w:szCs w:val="36"/>
+        </w:rPr>
+        <w:t>repitation</w:t>
+      </w:r>
+      <w:proofErr w:type="spellEnd"/>
+      <w:r>
+        <w:rPr>
+          <w:b/>
+          <w:bCs/>
+          <w:sz w:val="36"/>
+          <w:szCs w:val="36"/>
+        </w:rPr>
+        <w:t xml:space="preserve">  =</w:t>
+      </w:r>
+      <w:proofErr w:type="gramEnd"/>
+      <w:r>
+        <w:rPr>
+          <w:b/>
+          <w:bCs/>
+          <w:sz w:val="36"/>
+          <w:szCs w:val="36"/>
+        </w:rPr>
+        <w:t xml:space="preserve"> </w:t>
+      </w:r>
+      <w:proofErr w:type="gramStart"/>
+      <w:r>
+        <w:rPr>
+          <w:b/>
+          <w:bCs/>
+          <w:sz w:val="36"/>
+          <w:szCs w:val="36"/>
+        </w:rPr>
+        <w:t>n!/</w:t>
+      </w:r>
+      <w:proofErr w:type="gramEnd"/>
+      <w:r>
+        <w:rPr>
+          <w:b/>
+          <w:bCs/>
+          <w:sz w:val="36"/>
+          <w:szCs w:val="36"/>
+        </w:rPr>
+        <w:t>p</w:t>
+      </w:r>
+      <w:proofErr w:type="gramStart"/>
+      <w:r>
+        <w:rPr>
+          <w:b/>
+          <w:bCs/>
+          <w:sz w:val="36"/>
+          <w:szCs w:val="36"/>
+        </w:rPr>
+        <w:t>1!*</w:t>
+      </w:r>
+      <w:proofErr w:type="gramEnd"/>
+      <w:r>
+        <w:rPr>
+          <w:b/>
+          <w:bCs/>
+          <w:sz w:val="36"/>
+          <w:szCs w:val="36"/>
+        </w:rPr>
+        <w:t>p</w:t>
+      </w:r>
+      <w:proofErr w:type="gramStart"/>
+      <w:r>
+        <w:rPr>
+          <w:b/>
+          <w:bCs/>
+          <w:sz w:val="36"/>
+          <w:szCs w:val="36"/>
+        </w:rPr>
+        <w:t>2!*</w:t>
+      </w:r>
+      <w:proofErr w:type="gramEnd"/>
+      <w:r>
+        <w:rPr>
+          <w:b/>
+          <w:bCs/>
+          <w:sz w:val="36"/>
+          <w:szCs w:val="36"/>
+        </w:rPr>
+        <w:t>p3!</w:t>
+      </w:r>
+    </w:p>
+    <w:p>
+      <w:pPr>
+        <w:ind w:left="360"/>
+        <w:rPr>
+          <w:b/>
+          <w:bCs/>
+          <w:sz w:val="36"/>
+          <w:szCs w:val="36"/>
+        </w:rPr>
+      </w:pPr>
+    </w:p>
+    <w:p>
+      <w:pPr>
+        <w:ind w:left="360"/>
+        <w:rPr>
+          <w:b/>
+          <w:bCs/>
+          <w:sz w:val="36"/>
+          <w:szCs w:val="36"/>
+        </w:rPr>
+      </w:pPr>
+    </w:p>
+    <w:p>
+      <w:pPr>
+        <w:ind w:left="360"/>
+        <w:rPr>
+          <w:b/>
+          <w:bCs/>
+          <w:sz w:val="36"/>
+          <w:szCs w:val="36"/>
+        </w:rPr>
+      </w:pPr>
+    </w:p>
+    <w:p>
+      <w:pPr>
+        <w:ind w:left="360"/>
+        <w:rPr>
+          <w:b/>
+          <w:bCs/>
+          <w:sz w:val="36"/>
+          <w:szCs w:val="36"/>
+        </w:rPr>
+      </w:pPr>
+    </w:p>
+    <w:p>
+      <w:pPr>
+        <w:ind w:left="360"/>
+        <w:jc w:val="center"/>
+        <w:rPr>
+          <w:b/>
+          <w:bCs/>
+          <w:sz w:val="36"/>
+          <w:szCs w:val="36"/>
+        </w:rPr>
+      </w:pPr>
+    </w:p>
+    <w:p>
+      <w:pPr>
+        <w:ind w:left="360"/>
+        <w:jc w:val="center"/>
+        <w:rPr>
+          <w:b/>
+          <w:bCs/>
+          <w:sz w:val="36"/>
+          <w:szCs w:val="36"/>
+        </w:rPr>
+      </w:pPr>
     </w:p>
     <w:p>
       <w:pPr>
@@ -2884,6 +4446,7 @@
   <w:style w:type="character" w:default="1" w:styleId="DefaultParagraphFont">
     <w:name w:val="Default Paragraph Font"/>
     <w:uiPriority w:val="1"/>
+    <w:semiHidden/>
     <w:unhideWhenUsed/>
   </w:style>
   <w:style w:type="table" w:default="1" w:styleId="TableNormal">

--- a/APTITUDE TEST/APTITUDE FORMULA.docx
+++ b/APTITUDE TEST/APTITUDE FORMULA.docx
@@ -140,16 +140,7 @@
           <w:sz w:val="36"/>
           <w:szCs w:val="36"/>
         </w:rPr>
-        <w:t xml:space="preserve"> </w:t>
-      </w:r>
-      <w:r>
-        <w:rPr>
-          <w:b/>
-          <w:bCs/>
-          <w:sz w:val="36"/>
-          <w:szCs w:val="36"/>
-        </w:rPr>
-        <w:t>(day1)</w:t>
+        <w:t xml:space="preserve"> (day1)</w:t>
       </w:r>
     </w:p>
     <w:p>
@@ -902,25 +893,7 @@
           <w:sz w:val="36"/>
           <w:szCs w:val="36"/>
         </w:rPr>
-        <w:t>day</w:t>
-      </w:r>
-      <w:r>
-        <w:rPr>
-          <w:b/>
-          <w:bCs/>
-          <w:sz w:val="36"/>
-          <w:szCs w:val="36"/>
-        </w:rPr>
-        <w:t>2</w:t>
-      </w:r>
-      <w:r>
-        <w:rPr>
-          <w:b/>
-          <w:bCs/>
-          <w:sz w:val="36"/>
-          <w:szCs w:val="36"/>
-        </w:rPr>
-        <w:t>)</w:t>
+        <w:t>day2)</w:t>
       </w:r>
     </w:p>
     <w:p>
@@ -1553,25 +1526,7 @@
           <w:sz w:val="36"/>
           <w:szCs w:val="36"/>
         </w:rPr>
-        <w:t>day</w:t>
-      </w:r>
-      <w:r>
-        <w:rPr>
-          <w:b/>
-          <w:bCs/>
-          <w:sz w:val="36"/>
-          <w:szCs w:val="36"/>
-        </w:rPr>
-        <w:t>3</w:t>
-      </w:r>
-      <w:r>
-        <w:rPr>
-          <w:b/>
-          <w:bCs/>
-          <w:sz w:val="36"/>
-          <w:szCs w:val="36"/>
-        </w:rPr>
-        <w:t>)</w:t>
+        <w:t>day3)</w:t>
       </w:r>
     </w:p>
     <w:p>
@@ -1735,25 +1690,7 @@
           <w:sz w:val="36"/>
           <w:szCs w:val="36"/>
         </w:rPr>
-        <w:t>day</w:t>
-      </w:r>
-      <w:r>
-        <w:rPr>
-          <w:b/>
-          <w:bCs/>
-          <w:sz w:val="36"/>
-          <w:szCs w:val="36"/>
-        </w:rPr>
-        <w:t>3</w:t>
-      </w:r>
-      <w:r>
-        <w:rPr>
-          <w:b/>
-          <w:bCs/>
-          <w:sz w:val="36"/>
-          <w:szCs w:val="36"/>
-        </w:rPr>
-        <w:t>)</w:t>
+        <w:t>day3)</w:t>
       </w:r>
     </w:p>
     <w:p>
@@ -1835,25 +1772,7 @@
           <w:sz w:val="36"/>
           <w:szCs w:val="36"/>
         </w:rPr>
-        <w:t>(day</w:t>
-      </w:r>
-      <w:r>
-        <w:rPr>
-          <w:b/>
-          <w:bCs/>
-          <w:sz w:val="36"/>
-          <w:szCs w:val="36"/>
-        </w:rPr>
-        <w:t>4</w:t>
-      </w:r>
-      <w:r>
-        <w:rPr>
-          <w:b/>
-          <w:bCs/>
-          <w:sz w:val="36"/>
-          <w:szCs w:val="36"/>
-        </w:rPr>
-        <w:t>)</w:t>
+        <w:t>(day4)</w:t>
       </w:r>
     </w:p>
     <w:p>
@@ -2144,25 +2063,7 @@
           <w:sz w:val="36"/>
           <w:szCs w:val="36"/>
         </w:rPr>
-        <w:t>day</w:t>
-      </w:r>
-      <w:r>
-        <w:rPr>
-          <w:b/>
-          <w:bCs/>
-          <w:sz w:val="36"/>
-          <w:szCs w:val="36"/>
-        </w:rPr>
-        <w:t>4</w:t>
-      </w:r>
-      <w:r>
-        <w:rPr>
-          <w:b/>
-          <w:bCs/>
-          <w:sz w:val="36"/>
-          <w:szCs w:val="36"/>
-        </w:rPr>
-        <w:t>)</w:t>
+        <w:t>day4)</w:t>
       </w:r>
     </w:p>
     <w:p>
@@ -2382,25 +2283,7 @@
           <w:sz w:val="36"/>
           <w:szCs w:val="36"/>
         </w:rPr>
-        <w:t>day</w:t>
-      </w:r>
-      <w:r>
-        <w:rPr>
-          <w:b/>
-          <w:bCs/>
-          <w:sz w:val="36"/>
-          <w:szCs w:val="36"/>
-        </w:rPr>
-        <w:t>5</w:t>
-      </w:r>
-      <w:r>
-        <w:rPr>
-          <w:b/>
-          <w:bCs/>
-          <w:sz w:val="36"/>
-          <w:szCs w:val="36"/>
-        </w:rPr>
-        <w:t>)</w:t>
+        <w:t>day5)</w:t>
       </w:r>
     </w:p>
     <w:p>
@@ -2664,25 +2547,7 @@
           <w:sz w:val="36"/>
           <w:szCs w:val="36"/>
         </w:rPr>
-        <w:t>(day</w:t>
-      </w:r>
-      <w:r>
-        <w:rPr>
-          <w:b/>
-          <w:bCs/>
-          <w:sz w:val="36"/>
-          <w:szCs w:val="36"/>
-        </w:rPr>
-        <w:t>5</w:t>
-      </w:r>
-      <w:r>
-        <w:rPr>
-          <w:b/>
-          <w:bCs/>
-          <w:sz w:val="36"/>
-          <w:szCs w:val="36"/>
-        </w:rPr>
-        <w:t>)</w:t>
+        <w:t>(day5)</w:t>
       </w:r>
     </w:p>
     <w:p>
@@ -2813,25 +2678,7 @@
           <w:sz w:val="36"/>
           <w:szCs w:val="36"/>
         </w:rPr>
-        <w:t>day</w:t>
-      </w:r>
-      <w:r>
-        <w:rPr>
-          <w:b/>
-          <w:bCs/>
-          <w:sz w:val="36"/>
-          <w:szCs w:val="36"/>
-        </w:rPr>
-        <w:t>5</w:t>
-      </w:r>
-      <w:r>
-        <w:rPr>
-          <w:b/>
-          <w:bCs/>
-          <w:sz w:val="36"/>
-          <w:szCs w:val="36"/>
-        </w:rPr>
-        <w:t>)</w:t>
+        <w:t>day5)</w:t>
       </w:r>
     </w:p>
     <w:p>
@@ -3428,6 +3275,847 @@
         </w:rPr>
         <w:t>p3!</w:t>
       </w:r>
+    </w:p>
+    <w:p>
+      <w:pPr>
+        <w:ind w:left="360"/>
+        <w:rPr>
+          <w:b/>
+          <w:bCs/>
+          <w:sz w:val="36"/>
+          <w:szCs w:val="36"/>
+        </w:rPr>
+      </w:pPr>
+    </w:p>
+    <w:p>
+      <w:pPr>
+        <w:ind w:left="360"/>
+        <w:jc w:val="center"/>
+        <w:rPr>
+          <w:b/>
+          <w:bCs/>
+          <w:sz w:val="36"/>
+          <w:szCs w:val="36"/>
+        </w:rPr>
+      </w:pPr>
+      <w:r>
+        <w:rPr>
+          <w:b/>
+          <w:bCs/>
+          <w:sz w:val="36"/>
+          <w:szCs w:val="36"/>
+          <w:highlight w:val="green"/>
+        </w:rPr>
+        <w:t xml:space="preserve">SI &amp; </w:t>
+      </w:r>
+      <w:proofErr w:type="gramStart"/>
+      <w:r>
+        <w:rPr>
+          <w:b/>
+          <w:bCs/>
+          <w:sz w:val="36"/>
+          <w:szCs w:val="36"/>
+          <w:highlight w:val="green"/>
+        </w:rPr>
+        <w:t>CI</w:t>
+      </w:r>
+      <w:r>
+        <w:rPr>
+          <w:b/>
+          <w:bCs/>
+          <w:sz w:val="36"/>
+          <w:szCs w:val="36"/>
+        </w:rPr>
+        <w:t>(</w:t>
+      </w:r>
+      <w:proofErr w:type="gramEnd"/>
+      <w:r>
+        <w:rPr>
+          <w:b/>
+          <w:bCs/>
+          <w:sz w:val="36"/>
+          <w:szCs w:val="36"/>
+        </w:rPr>
+        <w:t>day7)</w:t>
+      </w:r>
+    </w:p>
+    <w:p>
+      <w:pPr>
+        <w:ind w:left="360"/>
+        <w:rPr>
+          <w:b/>
+          <w:bCs/>
+          <w:sz w:val="36"/>
+          <w:szCs w:val="36"/>
+        </w:rPr>
+      </w:pPr>
+      <w:r>
+        <w:rPr>
+          <w:b/>
+          <w:bCs/>
+          <w:sz w:val="36"/>
+          <w:szCs w:val="36"/>
+        </w:rPr>
+        <w:t xml:space="preserve">1.SI = PRT/100 (P-PRINICPLE </w:t>
+      </w:r>
+      <w:proofErr w:type="gramStart"/>
+      <w:r>
+        <w:rPr>
+          <w:b/>
+          <w:bCs/>
+          <w:sz w:val="36"/>
+          <w:szCs w:val="36"/>
+        </w:rPr>
+        <w:t>AMOUNT,R</w:t>
+      </w:r>
+      <w:proofErr w:type="gramEnd"/>
+      <w:r>
+        <w:rPr>
+          <w:b/>
+          <w:bCs/>
+          <w:sz w:val="36"/>
+          <w:szCs w:val="36"/>
+        </w:rPr>
+        <w:t>-</w:t>
+      </w:r>
+      <w:proofErr w:type="gramStart"/>
+      <w:r>
+        <w:rPr>
+          <w:b/>
+          <w:bCs/>
+          <w:sz w:val="36"/>
+          <w:szCs w:val="36"/>
+        </w:rPr>
+        <w:t>RATE,T</w:t>
+      </w:r>
+      <w:proofErr w:type="gramEnd"/>
+      <w:r>
+        <w:rPr>
+          <w:b/>
+          <w:bCs/>
+          <w:sz w:val="36"/>
+          <w:szCs w:val="36"/>
+        </w:rPr>
+        <w:t>-TIME)</w:t>
+      </w:r>
+    </w:p>
+    <w:p>
+      <w:pPr>
+        <w:ind w:left="360"/>
+        <w:rPr>
+          <w:b/>
+          <w:bCs/>
+          <w:sz w:val="36"/>
+          <w:szCs w:val="36"/>
+        </w:rPr>
+      </w:pPr>
+      <w:r>
+        <w:rPr>
+          <w:b/>
+          <w:bCs/>
+          <w:sz w:val="36"/>
+          <w:szCs w:val="36"/>
+        </w:rPr>
+        <w:t>2.AMOUNT = SI+P</w:t>
+      </w:r>
+    </w:p>
+    <w:p>
+      <w:pPr>
+        <w:ind w:left="360"/>
+        <w:rPr>
+          <w:b/>
+          <w:bCs/>
+          <w:sz w:val="36"/>
+          <w:szCs w:val="36"/>
+        </w:rPr>
+      </w:pPr>
+      <w:r>
+        <w:rPr>
+          <w:b/>
+          <w:bCs/>
+          <w:sz w:val="36"/>
+          <w:szCs w:val="36"/>
+        </w:rPr>
+        <w:t>3.</w:t>
+      </w:r>
+      <w:r>
+        <w:rPr>
+          <w:b/>
+          <w:bCs/>
+          <w:sz w:val="36"/>
+          <w:szCs w:val="36"/>
+        </w:rPr>
+        <w:tab/>
+        <w:t>A</w:t>
+      </w:r>
+      <w:r>
+        <w:rPr>
+          <w:b/>
+          <w:bCs/>
+          <w:sz w:val="36"/>
+          <w:szCs w:val="36"/>
+        </w:rPr>
+        <w:t>= P(1+R/</w:t>
+      </w:r>
+      <w:proofErr w:type="gramStart"/>
+      <w:r>
+        <w:rPr>
+          <w:b/>
+          <w:bCs/>
+          <w:sz w:val="36"/>
+          <w:szCs w:val="36"/>
+        </w:rPr>
+        <w:t>100)</w:t>
+      </w:r>
+      <w:r>
+        <w:rPr>
+          <w:b/>
+          <w:bCs/>
+          <w:sz w:val="36"/>
+          <w:szCs w:val="36"/>
+        </w:rPr>
+        <w:t>^</w:t>
+      </w:r>
+      <w:proofErr w:type="gramEnd"/>
+      <w:r>
+        <w:rPr>
+          <w:b/>
+          <w:bCs/>
+          <w:sz w:val="36"/>
+          <w:szCs w:val="36"/>
+        </w:rPr>
+        <w:t>T FOR 1YR</w:t>
+      </w:r>
+    </w:p>
+    <w:p>
+      <w:pPr>
+        <w:ind w:left="360"/>
+        <w:rPr>
+          <w:b/>
+          <w:bCs/>
+          <w:sz w:val="36"/>
+          <w:szCs w:val="36"/>
+        </w:rPr>
+      </w:pPr>
+      <w:r>
+        <w:rPr>
+          <w:b/>
+          <w:bCs/>
+          <w:sz w:val="36"/>
+          <w:szCs w:val="36"/>
+        </w:rPr>
+        <w:t xml:space="preserve">    </w:t>
+      </w:r>
+      <w:r>
+        <w:rPr>
+          <w:b/>
+          <w:bCs/>
+          <w:sz w:val="36"/>
+          <w:szCs w:val="36"/>
+        </w:rPr>
+        <w:t>A</w:t>
+      </w:r>
+      <w:r>
+        <w:rPr>
+          <w:b/>
+          <w:bCs/>
+          <w:sz w:val="36"/>
+          <w:szCs w:val="36"/>
+        </w:rPr>
+        <w:t>= P(1+R/</w:t>
+      </w:r>
+      <w:proofErr w:type="gramStart"/>
+      <w:r>
+        <w:rPr>
+          <w:b/>
+          <w:bCs/>
+          <w:sz w:val="36"/>
+          <w:szCs w:val="36"/>
+        </w:rPr>
+        <w:t>200)</w:t>
+      </w:r>
+      <w:r>
+        <w:rPr>
+          <w:b/>
+          <w:bCs/>
+          <w:sz w:val="36"/>
+          <w:szCs w:val="36"/>
+        </w:rPr>
+        <w:t>^</w:t>
+      </w:r>
+      <w:proofErr w:type="gramEnd"/>
+      <w:r>
+        <w:rPr>
+          <w:b/>
+          <w:bCs/>
+          <w:sz w:val="36"/>
+          <w:szCs w:val="36"/>
+        </w:rPr>
+        <w:t>2T FOR 1/2YR</w:t>
+      </w:r>
+    </w:p>
+    <w:p>
+      <w:pPr>
+        <w:ind w:left="360"/>
+        <w:rPr>
+          <w:b/>
+          <w:bCs/>
+          <w:sz w:val="36"/>
+          <w:szCs w:val="36"/>
+        </w:rPr>
+      </w:pPr>
+      <w:r>
+        <w:rPr>
+          <w:b/>
+          <w:bCs/>
+          <w:sz w:val="36"/>
+          <w:szCs w:val="36"/>
+        </w:rPr>
+        <w:t xml:space="preserve">  </w:t>
+      </w:r>
+      <w:r>
+        <w:t xml:space="preserve">   </w:t>
+      </w:r>
+      <w:r>
+        <w:rPr>
+          <w:b/>
+          <w:bCs/>
+          <w:sz w:val="36"/>
+          <w:szCs w:val="36"/>
+        </w:rPr>
+        <w:t>A</w:t>
+      </w:r>
+      <w:r>
+        <w:rPr>
+          <w:b/>
+          <w:bCs/>
+          <w:sz w:val="36"/>
+          <w:szCs w:val="36"/>
+        </w:rPr>
+        <w:t>= P(1+R/</w:t>
+      </w:r>
+      <w:proofErr w:type="gramStart"/>
+      <w:r>
+        <w:rPr>
+          <w:b/>
+          <w:bCs/>
+          <w:sz w:val="36"/>
+          <w:szCs w:val="36"/>
+        </w:rPr>
+        <w:t>400)</w:t>
+      </w:r>
+      <w:r>
+        <w:rPr>
+          <w:b/>
+          <w:bCs/>
+          <w:sz w:val="36"/>
+          <w:szCs w:val="36"/>
+        </w:rPr>
+        <w:t>^</w:t>
+      </w:r>
+      <w:proofErr w:type="gramEnd"/>
+      <w:r>
+        <w:rPr>
+          <w:b/>
+          <w:bCs/>
+          <w:sz w:val="36"/>
+          <w:szCs w:val="36"/>
+        </w:rPr>
+        <w:t>4T FOR 1/4YR</w:t>
+      </w:r>
+    </w:p>
+    <w:p>
+      <w:pPr>
+        <w:ind w:left="360"/>
+      </w:pPr>
+    </w:p>
+    <w:p>
+      <w:pPr>
+        <w:ind w:left="360"/>
+        <w:rPr>
+          <w:b/>
+          <w:bCs/>
+          <w:sz w:val="36"/>
+          <w:szCs w:val="36"/>
+        </w:rPr>
+      </w:pPr>
+      <w:r>
+        <w:rPr>
+          <w:b/>
+          <w:bCs/>
+          <w:sz w:val="36"/>
+          <w:szCs w:val="36"/>
+        </w:rPr>
+        <w:t>4.</w:t>
+      </w:r>
+      <w:r>
+        <w:rPr>
+          <w:b/>
+          <w:bCs/>
+          <w:sz w:val="36"/>
+          <w:szCs w:val="36"/>
+        </w:rPr>
+        <w:t>CI</w:t>
+      </w:r>
+      <w:r>
+        <w:rPr>
+          <w:b/>
+          <w:bCs/>
+          <w:sz w:val="36"/>
+          <w:szCs w:val="36"/>
+        </w:rPr>
+        <w:t xml:space="preserve"> = </w:t>
+      </w:r>
+      <w:r>
+        <w:rPr>
+          <w:b/>
+          <w:bCs/>
+          <w:sz w:val="36"/>
+          <w:szCs w:val="36"/>
+        </w:rPr>
+        <w:t>A</w:t>
+      </w:r>
+      <w:r>
+        <w:rPr>
+          <w:b/>
+          <w:bCs/>
+          <w:sz w:val="36"/>
+          <w:szCs w:val="36"/>
+        </w:rPr>
+        <w:t xml:space="preserve"> </w:t>
+      </w:r>
+      <w:r>
+        <w:rPr>
+          <w:b/>
+          <w:bCs/>
+          <w:sz w:val="36"/>
+          <w:szCs w:val="36"/>
+        </w:rPr>
+        <w:t>–</w:t>
+      </w:r>
+      <w:r>
+        <w:rPr>
+          <w:b/>
+          <w:bCs/>
+          <w:sz w:val="36"/>
+          <w:szCs w:val="36"/>
+        </w:rPr>
+        <w:t xml:space="preserve"> P</w:t>
+      </w:r>
+    </w:p>
+    <w:p>
+      <w:pPr>
+        <w:ind w:left="360"/>
+        <w:jc w:val="center"/>
+        <w:rPr>
+          <w:b/>
+          <w:bCs/>
+          <w:sz w:val="36"/>
+          <w:szCs w:val="36"/>
+        </w:rPr>
+      </w:pPr>
+      <w:r>
+        <w:rPr>
+          <w:b/>
+          <w:bCs/>
+          <w:sz w:val="36"/>
+          <w:szCs w:val="36"/>
+          <w:highlight w:val="green"/>
+        </w:rPr>
+        <w:lastRenderedPageBreak/>
+        <w:t>CLOCKS</w:t>
+      </w:r>
+      <w:r>
+        <w:rPr>
+          <w:b/>
+          <w:bCs/>
+          <w:sz w:val="36"/>
+          <w:szCs w:val="36"/>
+          <w:highlight w:val="green"/>
+        </w:rPr>
+        <w:t xml:space="preserve"> &amp;CUBE &amp;DIAGONAL</w:t>
+      </w:r>
+    </w:p>
+    <w:p>
+      <w:pPr>
+        <w:ind w:left="360"/>
+        <w:rPr>
+          <w:b/>
+          <w:bCs/>
+          <w:sz w:val="36"/>
+          <w:szCs w:val="36"/>
+        </w:rPr>
+      </w:pPr>
+      <w:r>
+        <w:rPr>
+          <w:b/>
+          <w:bCs/>
+          <w:sz w:val="36"/>
+          <w:szCs w:val="36"/>
+        </w:rPr>
+        <w:t xml:space="preserve">1.ANGLES </w:t>
+      </w:r>
+      <w:r>
+        <w:rPr>
+          <w:b/>
+          <w:bCs/>
+          <w:sz w:val="36"/>
+          <w:szCs w:val="36"/>
+        </w:rPr>
+        <w:t>= |30H-5.5M| ALWAYS POSITIVE</w:t>
+      </w:r>
+    </w:p>
+    <w:p>
+      <w:pPr>
+        <w:ind w:left="360"/>
+        <w:rPr>
+          <w:b/>
+          <w:bCs/>
+          <w:sz w:val="36"/>
+          <w:szCs w:val="36"/>
+        </w:rPr>
+      </w:pPr>
+      <w:r>
+        <w:rPr>
+          <w:b/>
+          <w:bCs/>
+          <w:sz w:val="36"/>
+          <w:szCs w:val="36"/>
+        </w:rPr>
+        <w:t xml:space="preserve">2. CUBE THREE FACE = 8 </w:t>
+      </w:r>
+    </w:p>
+    <w:p>
+      <w:pPr>
+        <w:ind w:left="360"/>
+        <w:rPr>
+          <w:b/>
+          <w:bCs/>
+          <w:sz w:val="36"/>
+          <w:szCs w:val="36"/>
+        </w:rPr>
+      </w:pPr>
+      <w:r>
+        <w:rPr>
+          <w:b/>
+          <w:bCs/>
+          <w:sz w:val="36"/>
+          <w:szCs w:val="36"/>
+        </w:rPr>
+        <w:t>3</w:t>
+      </w:r>
+      <w:r>
+        <w:rPr>
+          <w:b/>
+          <w:bCs/>
+          <w:sz w:val="36"/>
+          <w:szCs w:val="36"/>
+        </w:rPr>
+        <w:t>.CUBE TRICKS TWO FACE FACT PAINTED</w:t>
+      </w:r>
+      <w:proofErr w:type="gramStart"/>
+      <w:r>
+        <w:rPr>
+          <w:b/>
+          <w:bCs/>
+          <w:sz w:val="36"/>
+          <w:szCs w:val="36"/>
+        </w:rPr>
+        <w:t xml:space="preserve">   (</w:t>
+      </w:r>
+      <w:proofErr w:type="gramEnd"/>
+      <w:r>
+        <w:rPr>
+          <w:b/>
+          <w:bCs/>
+          <w:sz w:val="36"/>
+          <w:szCs w:val="36"/>
+        </w:rPr>
+        <w:t>N-</w:t>
+      </w:r>
+      <w:proofErr w:type="gramStart"/>
+      <w:r>
+        <w:rPr>
+          <w:b/>
+          <w:bCs/>
+          <w:sz w:val="36"/>
+          <w:szCs w:val="36"/>
+        </w:rPr>
+        <w:t>2)*</w:t>
+      </w:r>
+      <w:proofErr w:type="gramEnd"/>
+      <w:r>
+        <w:rPr>
+          <w:b/>
+          <w:bCs/>
+          <w:sz w:val="36"/>
+          <w:szCs w:val="36"/>
+        </w:rPr>
+        <w:t>12</w:t>
+      </w:r>
+    </w:p>
+    <w:p>
+      <w:pPr>
+        <w:rPr>
+          <w:b/>
+          <w:bCs/>
+          <w:sz w:val="36"/>
+          <w:szCs w:val="36"/>
+        </w:rPr>
+      </w:pPr>
+      <w:r>
+        <w:rPr>
+          <w:b/>
+          <w:bCs/>
+          <w:sz w:val="36"/>
+          <w:szCs w:val="36"/>
+        </w:rPr>
+        <w:t xml:space="preserve">    4</w:t>
+      </w:r>
+      <w:r>
+        <w:rPr>
+          <w:b/>
+          <w:bCs/>
+          <w:sz w:val="36"/>
+          <w:szCs w:val="36"/>
+        </w:rPr>
+        <w:t>.CUBE TRICKS ONE FACT PAINTED</w:t>
+      </w:r>
+      <w:proofErr w:type="gramStart"/>
+      <w:r>
+        <w:rPr>
+          <w:b/>
+          <w:bCs/>
+          <w:sz w:val="36"/>
+          <w:szCs w:val="36"/>
+        </w:rPr>
+        <w:t xml:space="preserve">   (</w:t>
+      </w:r>
+      <w:proofErr w:type="gramEnd"/>
+      <w:r>
+        <w:rPr>
+          <w:b/>
+          <w:bCs/>
+          <w:sz w:val="36"/>
+          <w:szCs w:val="36"/>
+        </w:rPr>
+        <w:t>N-</w:t>
+      </w:r>
+      <w:proofErr w:type="gramStart"/>
+      <w:r>
+        <w:rPr>
+          <w:b/>
+          <w:bCs/>
+          <w:sz w:val="36"/>
+          <w:szCs w:val="36"/>
+        </w:rPr>
+        <w:t>2)^</w:t>
+      </w:r>
+      <w:proofErr w:type="gramEnd"/>
+      <w:r>
+        <w:rPr>
+          <w:b/>
+          <w:bCs/>
+          <w:sz w:val="36"/>
+          <w:szCs w:val="36"/>
+        </w:rPr>
+        <w:t xml:space="preserve">2 *6  </w:t>
+      </w:r>
+    </w:p>
+    <w:p>
+      <w:pPr>
+        <w:ind w:left="360"/>
+        <w:rPr>
+          <w:b/>
+          <w:bCs/>
+          <w:sz w:val="36"/>
+          <w:szCs w:val="36"/>
+        </w:rPr>
+      </w:pPr>
+      <w:r>
+        <w:rPr>
+          <w:b/>
+          <w:bCs/>
+          <w:sz w:val="36"/>
+          <w:szCs w:val="36"/>
+        </w:rPr>
+        <w:t>5</w:t>
+      </w:r>
+      <w:r>
+        <w:rPr>
+          <w:b/>
+          <w:bCs/>
+          <w:sz w:val="36"/>
+          <w:szCs w:val="36"/>
+        </w:rPr>
+        <w:t xml:space="preserve">.CUBE NO FACT </w:t>
+      </w:r>
+      <w:proofErr w:type="gramStart"/>
+      <w:r>
+        <w:rPr>
+          <w:b/>
+          <w:bCs/>
+          <w:sz w:val="36"/>
+          <w:szCs w:val="36"/>
+        </w:rPr>
+        <w:t>PAINTED  (</w:t>
+      </w:r>
+      <w:proofErr w:type="gramEnd"/>
+      <w:r>
+        <w:rPr>
+          <w:b/>
+          <w:bCs/>
+          <w:sz w:val="36"/>
+          <w:szCs w:val="36"/>
+        </w:rPr>
+        <w:t>N-</w:t>
+      </w:r>
+      <w:proofErr w:type="gramStart"/>
+      <w:r>
+        <w:rPr>
+          <w:b/>
+          <w:bCs/>
+          <w:sz w:val="36"/>
+          <w:szCs w:val="36"/>
+        </w:rPr>
+        <w:t>2)^</w:t>
+      </w:r>
+      <w:proofErr w:type="gramEnd"/>
+      <w:r>
+        <w:rPr>
+          <w:b/>
+          <w:bCs/>
+          <w:sz w:val="36"/>
+          <w:szCs w:val="36"/>
+        </w:rPr>
+        <w:t>3</w:t>
+      </w:r>
+    </w:p>
+    <w:p>
+      <w:pPr>
+        <w:ind w:left="360"/>
+        <w:rPr>
+          <w:b/>
+          <w:bCs/>
+          <w:sz w:val="36"/>
+          <w:szCs w:val="36"/>
+        </w:rPr>
+      </w:pPr>
+      <w:r>
+        <w:rPr>
+          <w:b/>
+          <w:bCs/>
+          <w:sz w:val="36"/>
+          <w:szCs w:val="36"/>
+        </w:rPr>
+        <w:t>6.DIAGONAL = N(N-3)/2</w:t>
+      </w:r>
+    </w:p>
+    <w:p>
+      <w:pPr>
+        <w:ind w:left="360"/>
+        <w:rPr>
+          <w:b/>
+          <w:bCs/>
+          <w:sz w:val="36"/>
+          <w:szCs w:val="36"/>
+        </w:rPr>
+      </w:pPr>
+    </w:p>
+    <w:p>
+      <w:pPr>
+        <w:ind w:left="360"/>
+        <w:jc w:val="center"/>
+        <w:rPr>
+          <w:b/>
+          <w:bCs/>
+          <w:sz w:val="36"/>
+          <w:szCs w:val="36"/>
+        </w:rPr>
+      </w:pPr>
+      <w:r>
+        <w:rPr>
+          <w:b/>
+          <w:bCs/>
+          <w:sz w:val="36"/>
+          <w:szCs w:val="36"/>
+          <w:highlight w:val="green"/>
+        </w:rPr>
+        <w:t>WATER IMAGE</w:t>
+      </w:r>
+    </w:p>
+    <w:p>
+      <w:pPr>
+        <w:ind w:left="360"/>
+        <w:rPr>
+          <w:b/>
+          <w:bCs/>
+          <w:sz w:val="36"/>
+          <w:szCs w:val="36"/>
+        </w:rPr>
+      </w:pPr>
+      <w:r>
+        <w:rPr>
+          <w:b/>
+          <w:bCs/>
+          <w:sz w:val="36"/>
+          <w:szCs w:val="36"/>
+        </w:rPr>
+        <w:t>1.UP &amp;DOWN REVERSED LEFT RIGHT REMAIN SAME</w:t>
+      </w:r>
+    </w:p>
+    <w:p>
+      <w:pPr>
+        <w:ind w:left="360"/>
+        <w:jc w:val="center"/>
+        <w:rPr>
+          <w:b/>
+          <w:bCs/>
+          <w:sz w:val="36"/>
+          <w:szCs w:val="36"/>
+        </w:rPr>
+      </w:pPr>
+      <w:r>
+        <w:rPr>
+          <w:b/>
+          <w:bCs/>
+          <w:sz w:val="36"/>
+          <w:szCs w:val="36"/>
+          <w:highlight w:val="green"/>
+        </w:rPr>
+        <w:t>MIRRIR IMAGE</w:t>
+      </w:r>
+    </w:p>
+    <w:p>
+      <w:pPr>
+        <w:ind w:left="360"/>
+        <w:rPr>
+          <w:b/>
+          <w:bCs/>
+          <w:sz w:val="36"/>
+          <w:szCs w:val="36"/>
+        </w:rPr>
+      </w:pPr>
+      <w:r>
+        <w:rPr>
+          <w:b/>
+          <w:bCs/>
+          <w:sz w:val="36"/>
+          <w:szCs w:val="36"/>
+        </w:rPr>
+        <w:t>1.LEFT &amp;RIGHT CHANGE UP&amp;DOWN REMAIN SAME</w:t>
+      </w:r>
+    </w:p>
+    <w:p>
+      <w:pPr>
+        <w:ind w:left="360"/>
+        <w:rPr>
+          <w:b/>
+          <w:bCs/>
+          <w:sz w:val="36"/>
+          <w:szCs w:val="36"/>
+        </w:rPr>
+      </w:pPr>
     </w:p>
     <w:p>
       <w:pPr>
